--- a/deliverables/video-4-slides/hit-final/Video_4_HIT_FINAL/SHORTS/Video_4_Short_1_Cat_With_Nine_Lives.docx
+++ b/deliverables/video-4-slides/hit-final/Video_4_HIT_FINAL/SHORTS/Video_4_Short_1_Cat_With_Nine_Lives.docx
@@ -194,7 +194,7 @@
           <w:color w:val="1A1A1A"/>
           <w:sz w:val="27"/>
         </w:rPr>
-        <w:t>But I was leaving the listener to figure out what connected them.</w:t>
+        <w:t>And I was leaving the person listening to work out what connected them.</w:t>
       </w:r>
     </w:p>
     <w:p>
@@ -209,7 +209,7 @@
           <w:color w:val="1A1A1A"/>
           <w:sz w:val="27"/>
         </w:rPr>
-        <w:t>That is what changed for me.</w:t>
+        <w:t>That is what changed for me, and it is what I want to help you change.</w:t>
       </w:r>
     </w:p>
     <w:p>
@@ -254,7 +254,7 @@
           <w:color w:val="1A1A1A"/>
           <w:sz w:val="27"/>
         </w:rPr>
-        <w:t>A nonlinear career can make sense without pretending it was perfectly planned.</w:t>
+        <w:t>Your nonlinear career can make sense without pretending it was perfectly planned.</w:t>
       </w:r>
     </w:p>
     <w:p>
@@ -269,7 +269,7 @@
           <w:color w:val="1A1A1A"/>
           <w:sz w:val="27"/>
         </w:rPr>
-        <w:t>You have to make what traveled between the chapters easier to hear.</w:t>
+        <w:t>You just have to make what traveled between your chapters easier to hear.</w:t>
       </w:r>
     </w:p>
     <w:sectPr>
